--- a/docs/distribution/TROUBLESHOOTING_FAQ.docx
+++ b/docs/distribution/TROUBLESHOOTING_FAQ.docx
@@ -370,7 +370,7 @@
           <w:b/>
           <w:bCs/>
         </w:rPr>
-        <w:t xml:space="preserve">80 checks</w:t>
+        <w:t xml:space="preserve">84 checks</w:t>
       </w:r>
       <w:r>
         <w:t xml:space="preserve"> </w:t>
